--- a/defense4/size/native_parity/explainer/DEFENSE4_SIMPLE.docx
+++ b/defense4/size/native_parity/explainer/DEFENSE4_SIMPLE.docx
@@ -119,7 +119,7 @@
           <wp:inline>
             <wp:extent cx="5227320" cy="1062971"/>
             <wp:effectExtent b="0" l="0" r="0" t="0"/>
-            <wp:docPr descr="The whole idea in one line: traffic comes in, the switch decides what it is, applies a timing policy, steers it into hold queues, splits the answer on a safe boundary, and the master sees uniform traffic." title="" id="10" name="Picture"/>
+            <wp:docPr descr="The whole idea in one line: traffic comes in, the switch decides what it is, applies a timing policy, steers it into hold queues, splits the answer at a clean cut point, and the master sees uniform traffic." title="" id="10" name="Picture"/>
             <a:graphic>
               <a:graphicData uri="http://schemas.openxmlformats.org/drawingml/2006/picture">
                 <pic:pic>
@@ -162,7 +162,7 @@
         <w:pStyle w:val="ImageCaption"/>
       </w:pPr>
       <w:r>
-        <w:t xml:space="preserve">The whole idea in one line: traffic comes in, the switch decides what it is, applies a timing policy, steers it into hold queues, splits the answer on a safe boundary, and the master sees uniform traffic.</w:t>
+        <w:t xml:space="preserve">The whole idea in one line: traffic comes in, the switch decides what it is, applies a timing policy, steers it into hold queues, splits the answer at a clean cut point, and the master sees uniform traffic.</w:t>
       </w:r>
     </w:p>
     <w:bookmarkEnd w:id="12"/>
@@ -454,25 +454,25 @@
           <w:b/>
           <w:bCs/>
         </w:rPr>
-        <w:t xml:space="preserve">Cut it on a safe line.</w:t>
-      </w:r>
-      <w:r>
-        <w:t xml:space="preserve"> </w:t>
-      </w:r>
-      <w:r>
-        <w:t xml:space="preserve">A DNP3 message has built-in checkpoints (CRC blocks). We cut only on</w:t>
-      </w:r>
-      <w:r>
-        <w:t xml:space="preserve"> </w:t>
-      </w:r>
-      <w:r>
-        <w:t xml:space="preserve">one of those checkpoints, so the pieces still add back up to the exact original. The 49-byte</w:t>
-      </w:r>
-      <w:r>
-        <w:t xml:space="preserve"> </w:t>
-      </w:r>
-      <w:r>
-        <w:t xml:space="preserve">answer becomes two pieces:</w:t>
+        <w:t xml:space="preserve">Cut it at a clean line.</w:t>
+      </w:r>
+      <w:r>
+        <w:t xml:space="preserve"> </w:t>
+      </w:r>
+      <w:r>
+        <w:t xml:space="preserve">A DNP3 message has built-in checkpoints (CRC blocks). We choose to cut</w:t>
+      </w:r>
+      <w:r>
+        <w:t xml:space="preserve"> </w:t>
+      </w:r>
+      <w:r>
+        <w:t xml:space="preserve">at one of those checkpoints — a simple, tidy place to split — so the pieces still add back up to the</w:t>
+      </w:r>
+      <w:r>
+        <w:t xml:space="preserve"> </w:t>
+      </w:r>
+      <w:r>
+        <w:t xml:space="preserve">exact original. The 49-byte answer becomes two pieces:</w:t>
       </w:r>
       <w:r>
         <w:t xml:space="preserve"> </w:t>
@@ -485,7 +485,29 @@
         <w:t xml:space="preserve">28 bytes + 21 bytes</w:t>
       </w:r>
       <w:r>
-        <w:t xml:space="preserve">. No byte is changed.</w:t>
+        <w:t xml:space="preserve">. No byte is changed,</w:t>
+      </w:r>
+      <w:r>
+        <w:t xml:space="preserve"> </w:t>
+      </w:r>
+      <w:r>
+        <w:t xml:space="preserve">and the total is still 49 bytes; only the</w:t>
+      </w:r>
+      <w:r>
+        <w:t xml:space="preserve"> </w:t>
+      </w:r>
+      <w:r>
+        <w:rPr>
+          <w:i/>
+          <w:iCs/>
+        </w:rPr>
+        <w:t xml:space="preserve">shape</w:t>
+      </w:r>
+      <w:r>
+        <w:t xml:space="preserve"> </w:t>
+      </w:r>
+      <w:r>
+        <w:t xml:space="preserve">(how it’s split) changes.</w:t>
       </w:r>
     </w:p>
     <w:p>
@@ -1008,13 +1030,13 @@
           <w:b/>
           <w:bCs/>
         </w:rPr>
-        <w:t xml:space="preserve">Size:</w:t>
-      </w:r>
-      <w:r>
-        <w:t xml:space="preserve"> </w:t>
-      </w:r>
-      <w:r>
-        <w:t xml:space="preserve">every defended answer came out as</w:t>
+        <w:t xml:space="preserve">Shape:</w:t>
+      </w:r>
+      <w:r>
+        <w:t xml:space="preserve"> </w:t>
+      </w:r>
+      <w:r>
+        <w:t xml:space="preserve">every defended answer came out as the same two segments —</w:t>
       </w:r>
       <w:r>
         <w:t xml:space="preserve"> </w:t>
@@ -1360,13 +1382,19 @@
         <w:t xml:space="preserve"> </w:t>
       </w:r>
       <w:r>
-        <w:t xml:space="preserve">the timing is normalized, the size and splitting are uniform, the timing</w:t>
-      </w:r>
-      <w:r>
-        <w:t xml:space="preserve"> </w:t>
-      </w:r>
-      <w:r>
-        <w:t xml:space="preserve">fingerprint is gone, the relay was never mis-operated, and it all fits on one switch.</w:t>
+        <w:t xml:space="preserve">the timing is normalized, the segment shape and packet count are uniform, the</w:t>
+      </w:r>
+      <w:r>
+        <w:t xml:space="preserve"> </w:t>
+      </w:r>
+      <w:r>
+        <w:t xml:space="preserve">measured timing fingerprint is gone, no relay output ever actuated (all 32 stayed open), and it all</w:t>
+      </w:r>
+      <w:r>
+        <w:t xml:space="preserve"> </w:t>
+      </w:r>
+      <w:r>
+        <w:t xml:space="preserve">fits on one switch.</w:t>
       </w:r>
     </w:p>
     <w:p>
@@ -1474,19 +1502,19 @@
         <w:t xml:space="preserve"> </w:t>
       </w:r>
       <w:r>
-        <w:t xml:space="preserve">size, same splitting, same timing, and control commands released on a hidden delay — so a watcher</w:t>
-      </w:r>
-      <w:r>
-        <w:t xml:space="preserve"> </w:t>
-      </w:r>
-      <w:r>
-        <w:t xml:space="preserve">can no longer fingerprint the device, and we did it without changing any of the relay’s actual</w:t>
-      </w:r>
-      <w:r>
-        <w:t xml:space="preserve"> </w:t>
-      </w:r>
-      <w:r>
-        <w:t xml:space="preserve">messages.</w:t>
+        <w:t xml:space="preserve">segment shape, same splitting, same timing, and control commands released on a hidden delay — so a</w:t>
+      </w:r>
+      <w:r>
+        <w:t xml:space="preserve"> </w:t>
+      </w:r>
+      <w:r>
+        <w:t xml:space="preserve">watcher can no longer fingerprint the device on those features, and we did it without changing any</w:t>
+      </w:r>
+      <w:r>
+        <w:t xml:space="preserve"> </w:t>
+      </w:r>
+      <w:r>
+        <w:t xml:space="preserve">of the relay’s actual messages.</w:t>
       </w:r>
     </w:p>
     <w:p>
